--- a/Self_Learning.docx
+++ b/Self_Learning.docx
@@ -4,6 +4,12 @@
   <w:body>
     <w:p>
       <w:r>
+        <w:t>Group by</w:t>
+      </w:r>
+    </w:p>
+    <w:p/>
+    <w:p>
+      <w:r>
         <w:t>1</w:t>
       </w:r>
       <w:r>
@@ -11,7 +17,7 @@
           <w:noProof/>
         </w:rPr>
         <w:drawing>
-          <wp:inline distT="0" distB="0" distL="0" distR="0" wp14:anchorId="76CBC672" wp14:editId="1AE86CEC">
+          <wp:inline distT="0" distB="0" distL="0" distR="0" wp14:anchorId="76CBC672" wp14:editId="7B37D90A">
             <wp:extent cx="5943600" cy="3169920"/>
             <wp:effectExtent l="0" t="0" r="0" b="0"/>
             <wp:docPr id="1788859795" name="Picture 1"/>
@@ -69,7 +75,7 @@
           <w:noProof/>
         </w:rPr>
         <w:drawing>
-          <wp:inline distT="0" distB="0" distL="0" distR="0" wp14:anchorId="1B61DB55" wp14:editId="51789B3E">
+          <wp:inline distT="0" distB="0" distL="0" distR="0" wp14:anchorId="1B61DB55" wp14:editId="6C2FA773">
             <wp:extent cx="5943600" cy="2849880"/>
             <wp:effectExtent l="0" t="0" r="0" b="7620"/>
             <wp:docPr id="556235055" name="Picture 2"/>
@@ -128,7 +134,7 @@
           <w:noProof/>
         </w:rPr>
         <w:drawing>
-          <wp:inline distT="0" distB="0" distL="0" distR="0" wp14:anchorId="67691997" wp14:editId="2461A80C">
+          <wp:inline distT="0" distB="0" distL="0" distR="0" wp14:anchorId="67691997" wp14:editId="3C2ED860">
             <wp:extent cx="5943600" cy="3028950"/>
             <wp:effectExtent l="0" t="0" r="0" b="0"/>
             <wp:docPr id="1858627325" name="Picture 3"/>
@@ -186,7 +192,7 @@
           <w:noProof/>
         </w:rPr>
         <w:drawing>
-          <wp:inline distT="0" distB="0" distL="0" distR="0" wp14:anchorId="5DBDBD24" wp14:editId="482A934C">
+          <wp:inline distT="0" distB="0" distL="0" distR="0" wp14:anchorId="5DBDBD24" wp14:editId="5889DEA2">
             <wp:extent cx="5943600" cy="3189605"/>
             <wp:effectExtent l="0" t="0" r="0" b="0"/>
             <wp:docPr id="725914526" name="Picture 4"/>
@@ -245,7 +251,7 @@
           <w:noProof/>
         </w:rPr>
         <w:drawing>
-          <wp:inline distT="0" distB="0" distL="0" distR="0" wp14:anchorId="160DAE86" wp14:editId="561A4088">
+          <wp:inline distT="0" distB="0" distL="0" distR="0" wp14:anchorId="160DAE86" wp14:editId="5144D41B">
             <wp:extent cx="5943600" cy="2924175"/>
             <wp:effectExtent l="0" t="0" r="0" b="9525"/>
             <wp:docPr id="1158154997" name="Picture 5"/>
@@ -303,7 +309,7 @@
           <w:noProof/>
         </w:rPr>
         <w:drawing>
-          <wp:inline distT="0" distB="0" distL="0" distR="0" wp14:anchorId="3BC94B4A" wp14:editId="4A7DC5CE">
+          <wp:inline distT="0" distB="0" distL="0" distR="0" wp14:anchorId="3BC94B4A" wp14:editId="0029739C">
             <wp:extent cx="5943600" cy="3004185"/>
             <wp:effectExtent l="0" t="0" r="0" b="5715"/>
             <wp:docPr id="1134516253" name="Picture 6"/>
@@ -362,7 +368,7 @@
           <w:noProof/>
         </w:rPr>
         <w:drawing>
-          <wp:inline distT="0" distB="0" distL="0" distR="0" wp14:anchorId="712B62F8" wp14:editId="12BBD241">
+          <wp:inline distT="0" distB="0" distL="0" distR="0" wp14:anchorId="712B62F8" wp14:editId="35D67A95">
             <wp:extent cx="5943600" cy="2976880"/>
             <wp:effectExtent l="0" t="0" r="0" b="0"/>
             <wp:docPr id="399218771" name="Picture 7"/>
@@ -420,7 +426,7 @@
           <w:noProof/>
         </w:rPr>
         <w:drawing>
-          <wp:inline distT="0" distB="0" distL="0" distR="0" wp14:anchorId="7AD50A4D" wp14:editId="13788CBC">
+          <wp:inline distT="0" distB="0" distL="0" distR="0" wp14:anchorId="7AD50A4D" wp14:editId="628C278F">
             <wp:extent cx="5943600" cy="2966720"/>
             <wp:effectExtent l="0" t="0" r="0" b="5080"/>
             <wp:docPr id="1367084617" name="Picture 8"/>
@@ -479,7 +485,7 @@
           <w:noProof/>
         </w:rPr>
         <w:drawing>
-          <wp:inline distT="0" distB="0" distL="0" distR="0" wp14:anchorId="2BFE0F55" wp14:editId="0CE6F603">
+          <wp:inline distT="0" distB="0" distL="0" distR="0" wp14:anchorId="2BFE0F55" wp14:editId="0B8AAFEF">
             <wp:extent cx="5943600" cy="2915285"/>
             <wp:effectExtent l="0" t="0" r="0" b="0"/>
             <wp:docPr id="623159657" name="Picture 9"/>
@@ -537,7 +543,7 @@
           <w:noProof/>
         </w:rPr>
         <w:drawing>
-          <wp:inline distT="0" distB="0" distL="0" distR="0" wp14:anchorId="2340E1C9" wp14:editId="64903FA8">
+          <wp:inline distT="0" distB="0" distL="0" distR="0" wp14:anchorId="2340E1C9" wp14:editId="30DF8F56">
             <wp:extent cx="5943600" cy="2835910"/>
             <wp:effectExtent l="0" t="0" r="0" b="2540"/>
             <wp:docPr id="927441444" name="Picture 10"/>
@@ -586,6 +592,1158 @@
         </w:drawing>
       </w:r>
     </w:p>
+    <w:p/>
+    <w:p/>
+    <w:p>
+      <w:r>
+        <w:t>Joins</w:t>
+      </w:r>
+    </w:p>
+    <w:p>
+      <w:r>
+        <w:lastRenderedPageBreak/>
+        <w:t>1</w:t>
+      </w:r>
+      <w:r>
+        <w:rPr>
+          <w:noProof/>
+        </w:rPr>
+        <w:drawing>
+          <wp:inline distT="0" distB="0" distL="0" distR="0" wp14:anchorId="4F684650" wp14:editId="18ADDB04">
+            <wp:extent cx="5943600" cy="2814320"/>
+            <wp:effectExtent l="0" t="0" r="0" b="5080"/>
+            <wp:docPr id="1633340532" name="Picture 14"/>
+            <wp:cNvGraphicFramePr>
+              <a:graphicFrameLocks xmlns:a="http://schemas.openxmlformats.org/drawingml/2006/main" noChangeAspect="1"/>
+            </wp:cNvGraphicFramePr>
+            <a:graphic xmlns:a="http://schemas.openxmlformats.org/drawingml/2006/main">
+              <a:graphicData uri="http://schemas.openxmlformats.org/drawingml/2006/picture">
+                <pic:pic xmlns:pic="http://schemas.openxmlformats.org/drawingml/2006/picture">
+                  <pic:nvPicPr>
+                    <pic:cNvPr id="0" name="Picture 26"/>
+                    <pic:cNvPicPr>
+                      <a:picLocks noChangeAspect="1" noChangeArrowheads="1"/>
+                    </pic:cNvPicPr>
+                  </pic:nvPicPr>
+                  <pic:blipFill>
+                    <a:blip r:embed="rId14" cstate="print">
+                      <a:extLst>
+                        <a:ext uri="{28A0092B-C50C-407E-A947-70E740481C1C}">
+                          <a14:useLocalDpi xmlns:a14="http://schemas.microsoft.com/office/drawing/2010/main" val="0"/>
+                        </a:ext>
+                      </a:extLst>
+                    </a:blip>
+                    <a:srcRect/>
+                    <a:stretch>
+                      <a:fillRect/>
+                    </a:stretch>
+                  </pic:blipFill>
+                  <pic:spPr bwMode="auto">
+                    <a:xfrm>
+                      <a:off x="0" y="0"/>
+                      <a:ext cx="5943600" cy="2814320"/>
+                    </a:xfrm>
+                    <a:prstGeom prst="rect">
+                      <a:avLst/>
+                    </a:prstGeom>
+                    <a:noFill/>
+                    <a:ln>
+                      <a:noFill/>
+                    </a:ln>
+                  </pic:spPr>
+                </pic:pic>
+              </a:graphicData>
+            </a:graphic>
+          </wp:inline>
+        </w:drawing>
+      </w:r>
+    </w:p>
+    <w:p>
+      <w:r>
+        <w:t>2</w:t>
+      </w:r>
+      <w:r>
+        <w:rPr>
+          <w:noProof/>
+        </w:rPr>
+        <w:drawing>
+          <wp:inline distT="0" distB="0" distL="0" distR="0" wp14:anchorId="55DBB449" wp14:editId="6F9DED84">
+            <wp:extent cx="5943600" cy="2877820"/>
+            <wp:effectExtent l="0" t="0" r="0" b="0"/>
+            <wp:docPr id="793059954" name="Picture 15"/>
+            <wp:cNvGraphicFramePr>
+              <a:graphicFrameLocks xmlns:a="http://schemas.openxmlformats.org/drawingml/2006/main" noChangeAspect="1"/>
+            </wp:cNvGraphicFramePr>
+            <a:graphic xmlns:a="http://schemas.openxmlformats.org/drawingml/2006/main">
+              <a:graphicData uri="http://schemas.openxmlformats.org/drawingml/2006/picture">
+                <pic:pic xmlns:pic="http://schemas.openxmlformats.org/drawingml/2006/picture">
+                  <pic:nvPicPr>
+                    <pic:cNvPr id="0" name="Picture 28"/>
+                    <pic:cNvPicPr>
+                      <a:picLocks noChangeAspect="1" noChangeArrowheads="1"/>
+                    </pic:cNvPicPr>
+                  </pic:nvPicPr>
+                  <pic:blipFill>
+                    <a:blip r:embed="rId15" cstate="print">
+                      <a:extLst>
+                        <a:ext uri="{28A0092B-C50C-407E-A947-70E740481C1C}">
+                          <a14:useLocalDpi xmlns:a14="http://schemas.microsoft.com/office/drawing/2010/main" val="0"/>
+                        </a:ext>
+                      </a:extLst>
+                    </a:blip>
+                    <a:srcRect/>
+                    <a:stretch>
+                      <a:fillRect/>
+                    </a:stretch>
+                  </pic:blipFill>
+                  <pic:spPr bwMode="auto">
+                    <a:xfrm>
+                      <a:off x="0" y="0"/>
+                      <a:ext cx="5943600" cy="2877820"/>
+                    </a:xfrm>
+                    <a:prstGeom prst="rect">
+                      <a:avLst/>
+                    </a:prstGeom>
+                    <a:noFill/>
+                    <a:ln>
+                      <a:noFill/>
+                    </a:ln>
+                  </pic:spPr>
+                </pic:pic>
+              </a:graphicData>
+            </a:graphic>
+          </wp:inline>
+        </w:drawing>
+      </w:r>
+    </w:p>
+    <w:p>
+      <w:r>
+        <w:lastRenderedPageBreak/>
+        <w:t>3</w:t>
+      </w:r>
+      <w:r>
+        <w:rPr>
+          <w:noProof/>
+        </w:rPr>
+        <w:drawing>
+          <wp:inline distT="0" distB="0" distL="0" distR="0" wp14:anchorId="2DFB0738" wp14:editId="182F74BB">
+            <wp:extent cx="5943600" cy="2586990"/>
+            <wp:effectExtent l="0" t="0" r="0" b="3810"/>
+            <wp:docPr id="1511776963" name="Picture 16"/>
+            <wp:cNvGraphicFramePr>
+              <a:graphicFrameLocks xmlns:a="http://schemas.openxmlformats.org/drawingml/2006/main" noChangeAspect="1"/>
+            </wp:cNvGraphicFramePr>
+            <a:graphic xmlns:a="http://schemas.openxmlformats.org/drawingml/2006/main">
+              <a:graphicData uri="http://schemas.openxmlformats.org/drawingml/2006/picture">
+                <pic:pic xmlns:pic="http://schemas.openxmlformats.org/drawingml/2006/picture">
+                  <pic:nvPicPr>
+                    <pic:cNvPr id="0" name="Picture 30"/>
+                    <pic:cNvPicPr>
+                      <a:picLocks noChangeAspect="1" noChangeArrowheads="1"/>
+                    </pic:cNvPicPr>
+                  </pic:nvPicPr>
+                  <pic:blipFill>
+                    <a:blip r:embed="rId16" cstate="print">
+                      <a:extLst>
+                        <a:ext uri="{28A0092B-C50C-407E-A947-70E740481C1C}">
+                          <a14:useLocalDpi xmlns:a14="http://schemas.microsoft.com/office/drawing/2010/main" val="0"/>
+                        </a:ext>
+                      </a:extLst>
+                    </a:blip>
+                    <a:srcRect/>
+                    <a:stretch>
+                      <a:fillRect/>
+                    </a:stretch>
+                  </pic:blipFill>
+                  <pic:spPr bwMode="auto">
+                    <a:xfrm>
+                      <a:off x="0" y="0"/>
+                      <a:ext cx="5943600" cy="2586990"/>
+                    </a:xfrm>
+                    <a:prstGeom prst="rect">
+                      <a:avLst/>
+                    </a:prstGeom>
+                    <a:noFill/>
+                    <a:ln>
+                      <a:noFill/>
+                    </a:ln>
+                  </pic:spPr>
+                </pic:pic>
+              </a:graphicData>
+            </a:graphic>
+          </wp:inline>
+        </w:drawing>
+      </w:r>
+    </w:p>
+    <w:p>
+      <w:r>
+        <w:t>4</w:t>
+      </w:r>
+      <w:r>
+        <w:rPr>
+          <w:noProof/>
+        </w:rPr>
+        <w:drawing>
+          <wp:inline distT="0" distB="0" distL="0" distR="0" wp14:anchorId="5C97F359" wp14:editId="5D6C20B4">
+            <wp:extent cx="5943600" cy="2585720"/>
+            <wp:effectExtent l="0" t="0" r="0" b="5080"/>
+            <wp:docPr id="862597632" name="Picture 17"/>
+            <wp:cNvGraphicFramePr>
+              <a:graphicFrameLocks xmlns:a="http://schemas.openxmlformats.org/drawingml/2006/main" noChangeAspect="1"/>
+            </wp:cNvGraphicFramePr>
+            <a:graphic xmlns:a="http://schemas.openxmlformats.org/drawingml/2006/main">
+              <a:graphicData uri="http://schemas.openxmlformats.org/drawingml/2006/picture">
+                <pic:pic xmlns:pic="http://schemas.openxmlformats.org/drawingml/2006/picture">
+                  <pic:nvPicPr>
+                    <pic:cNvPr id="0" name="Picture 32"/>
+                    <pic:cNvPicPr>
+                      <a:picLocks noChangeAspect="1" noChangeArrowheads="1"/>
+                    </pic:cNvPicPr>
+                  </pic:nvPicPr>
+                  <pic:blipFill>
+                    <a:blip r:embed="rId17" cstate="print">
+                      <a:extLst>
+                        <a:ext uri="{28A0092B-C50C-407E-A947-70E740481C1C}">
+                          <a14:useLocalDpi xmlns:a14="http://schemas.microsoft.com/office/drawing/2010/main" val="0"/>
+                        </a:ext>
+                      </a:extLst>
+                    </a:blip>
+                    <a:srcRect/>
+                    <a:stretch>
+                      <a:fillRect/>
+                    </a:stretch>
+                  </pic:blipFill>
+                  <pic:spPr bwMode="auto">
+                    <a:xfrm>
+                      <a:off x="0" y="0"/>
+                      <a:ext cx="5943600" cy="2585720"/>
+                    </a:xfrm>
+                    <a:prstGeom prst="rect">
+                      <a:avLst/>
+                    </a:prstGeom>
+                    <a:noFill/>
+                    <a:ln>
+                      <a:noFill/>
+                    </a:ln>
+                  </pic:spPr>
+                </pic:pic>
+              </a:graphicData>
+            </a:graphic>
+          </wp:inline>
+        </w:drawing>
+      </w:r>
+    </w:p>
+    <w:p>
+      <w:r>
+        <w:lastRenderedPageBreak/>
+        <w:t>5</w:t>
+      </w:r>
+      <w:r>
+        <w:rPr>
+          <w:noProof/>
+        </w:rPr>
+        <w:drawing>
+          <wp:inline distT="0" distB="0" distL="0" distR="0" wp14:anchorId="694DF86C" wp14:editId="6CBB02ED">
+            <wp:extent cx="5943600" cy="2694940"/>
+            <wp:effectExtent l="0" t="0" r="0" b="0"/>
+            <wp:docPr id="332057150" name="Picture 18"/>
+            <wp:cNvGraphicFramePr>
+              <a:graphicFrameLocks xmlns:a="http://schemas.openxmlformats.org/drawingml/2006/main" noChangeAspect="1"/>
+            </wp:cNvGraphicFramePr>
+            <a:graphic xmlns:a="http://schemas.openxmlformats.org/drawingml/2006/main">
+              <a:graphicData uri="http://schemas.openxmlformats.org/drawingml/2006/picture">
+                <pic:pic xmlns:pic="http://schemas.openxmlformats.org/drawingml/2006/picture">
+                  <pic:nvPicPr>
+                    <pic:cNvPr id="0" name="Picture 34"/>
+                    <pic:cNvPicPr>
+                      <a:picLocks noChangeAspect="1" noChangeArrowheads="1"/>
+                    </pic:cNvPicPr>
+                  </pic:nvPicPr>
+                  <pic:blipFill>
+                    <a:blip r:embed="rId18" cstate="print">
+                      <a:extLst>
+                        <a:ext uri="{28A0092B-C50C-407E-A947-70E740481C1C}">
+                          <a14:useLocalDpi xmlns:a14="http://schemas.microsoft.com/office/drawing/2010/main" val="0"/>
+                        </a:ext>
+                      </a:extLst>
+                    </a:blip>
+                    <a:srcRect/>
+                    <a:stretch>
+                      <a:fillRect/>
+                    </a:stretch>
+                  </pic:blipFill>
+                  <pic:spPr bwMode="auto">
+                    <a:xfrm>
+                      <a:off x="0" y="0"/>
+                      <a:ext cx="5943600" cy="2694940"/>
+                    </a:xfrm>
+                    <a:prstGeom prst="rect">
+                      <a:avLst/>
+                    </a:prstGeom>
+                    <a:noFill/>
+                    <a:ln>
+                      <a:noFill/>
+                    </a:ln>
+                  </pic:spPr>
+                </pic:pic>
+              </a:graphicData>
+            </a:graphic>
+          </wp:inline>
+        </w:drawing>
+      </w:r>
+    </w:p>
+    <w:p>
+      <w:r>
+        <w:t>6</w:t>
+      </w:r>
+      <w:r>
+        <w:rPr>
+          <w:noProof/>
+        </w:rPr>
+        <w:drawing>
+          <wp:inline distT="0" distB="0" distL="0" distR="0" wp14:anchorId="43D40887" wp14:editId="016CCB8A">
+            <wp:extent cx="5943600" cy="4717415"/>
+            <wp:effectExtent l="0" t="0" r="0" b="6985"/>
+            <wp:docPr id="1571618361" name="Picture 21"/>
+            <wp:cNvGraphicFramePr>
+              <a:graphicFrameLocks xmlns:a="http://schemas.openxmlformats.org/drawingml/2006/main" noChangeAspect="1"/>
+            </wp:cNvGraphicFramePr>
+            <a:graphic xmlns:a="http://schemas.openxmlformats.org/drawingml/2006/main">
+              <a:graphicData uri="http://schemas.openxmlformats.org/drawingml/2006/picture">
+                <pic:pic xmlns:pic="http://schemas.openxmlformats.org/drawingml/2006/picture">
+                  <pic:nvPicPr>
+                    <pic:cNvPr id="0" name="Picture 40"/>
+                    <pic:cNvPicPr>
+                      <a:picLocks noChangeAspect="1" noChangeArrowheads="1"/>
+                    </pic:cNvPicPr>
+                  </pic:nvPicPr>
+                  <pic:blipFill>
+                    <a:blip r:embed="rId19">
+                      <a:extLst>
+                        <a:ext uri="{28A0092B-C50C-407E-A947-70E740481C1C}">
+                          <a14:useLocalDpi xmlns:a14="http://schemas.microsoft.com/office/drawing/2010/main" val="0"/>
+                        </a:ext>
+                      </a:extLst>
+                    </a:blip>
+                    <a:srcRect/>
+                    <a:stretch>
+                      <a:fillRect/>
+                    </a:stretch>
+                  </pic:blipFill>
+                  <pic:spPr bwMode="auto">
+                    <a:xfrm>
+                      <a:off x="0" y="0"/>
+                      <a:ext cx="5943600" cy="4717415"/>
+                    </a:xfrm>
+                    <a:prstGeom prst="rect">
+                      <a:avLst/>
+                    </a:prstGeom>
+                    <a:noFill/>
+                    <a:ln>
+                      <a:noFill/>
+                    </a:ln>
+                  </pic:spPr>
+                </pic:pic>
+              </a:graphicData>
+            </a:graphic>
+          </wp:inline>
+        </w:drawing>
+      </w:r>
+    </w:p>
+    <w:p>
+      <w:r>
+        <w:lastRenderedPageBreak/>
+        <w:t>7</w:t>
+      </w:r>
+    </w:p>
+    <w:p>
+      <w:r>
+        <w:t>8</w:t>
+      </w:r>
+      <w:r>
+        <w:rPr>
+          <w:noProof/>
+        </w:rPr>
+        <w:drawing>
+          <wp:inline distT="0" distB="0" distL="0" distR="0" wp14:anchorId="4C4D8E0B" wp14:editId="4E820307">
+            <wp:extent cx="5943600" cy="2665095"/>
+            <wp:effectExtent l="0" t="0" r="0" b="1905"/>
+            <wp:docPr id="500482212" name="Picture 19"/>
+            <wp:cNvGraphicFramePr>
+              <a:graphicFrameLocks xmlns:a="http://schemas.openxmlformats.org/drawingml/2006/main" noChangeAspect="1"/>
+            </wp:cNvGraphicFramePr>
+            <a:graphic xmlns:a="http://schemas.openxmlformats.org/drawingml/2006/main">
+              <a:graphicData uri="http://schemas.openxmlformats.org/drawingml/2006/picture">
+                <pic:pic xmlns:pic="http://schemas.openxmlformats.org/drawingml/2006/picture">
+                  <pic:nvPicPr>
+                    <pic:cNvPr id="0" name="Picture 36"/>
+                    <pic:cNvPicPr>
+                      <a:picLocks noChangeAspect="1" noChangeArrowheads="1"/>
+                    </pic:cNvPicPr>
+                  </pic:nvPicPr>
+                  <pic:blipFill>
+                    <a:blip r:embed="rId20" cstate="print">
+                      <a:extLst>
+                        <a:ext uri="{28A0092B-C50C-407E-A947-70E740481C1C}">
+                          <a14:useLocalDpi xmlns:a14="http://schemas.microsoft.com/office/drawing/2010/main" val="0"/>
+                        </a:ext>
+                      </a:extLst>
+                    </a:blip>
+                    <a:srcRect/>
+                    <a:stretch>
+                      <a:fillRect/>
+                    </a:stretch>
+                  </pic:blipFill>
+                  <pic:spPr bwMode="auto">
+                    <a:xfrm>
+                      <a:off x="0" y="0"/>
+                      <a:ext cx="5943600" cy="2665095"/>
+                    </a:xfrm>
+                    <a:prstGeom prst="rect">
+                      <a:avLst/>
+                    </a:prstGeom>
+                    <a:noFill/>
+                    <a:ln>
+                      <a:noFill/>
+                    </a:ln>
+                  </pic:spPr>
+                </pic:pic>
+              </a:graphicData>
+            </a:graphic>
+          </wp:inline>
+        </w:drawing>
+      </w:r>
+    </w:p>
+    <w:p>
+      <w:r>
+        <w:t>9</w:t>
+      </w:r>
+      <w:r>
+        <w:rPr>
+          <w:noProof/>
+        </w:rPr>
+        <w:drawing>
+          <wp:inline distT="0" distB="0" distL="0" distR="0" wp14:anchorId="761170DD" wp14:editId="45C916F1">
+            <wp:extent cx="5943600" cy="2895600"/>
+            <wp:effectExtent l="0" t="0" r="0" b="0"/>
+            <wp:docPr id="961894501" name="Picture 20"/>
+            <wp:cNvGraphicFramePr>
+              <a:graphicFrameLocks xmlns:a="http://schemas.openxmlformats.org/drawingml/2006/main" noChangeAspect="1"/>
+            </wp:cNvGraphicFramePr>
+            <a:graphic xmlns:a="http://schemas.openxmlformats.org/drawingml/2006/main">
+              <a:graphicData uri="http://schemas.openxmlformats.org/drawingml/2006/picture">
+                <pic:pic xmlns:pic="http://schemas.openxmlformats.org/drawingml/2006/picture">
+                  <pic:nvPicPr>
+                    <pic:cNvPr id="0" name="Picture 38"/>
+                    <pic:cNvPicPr>
+                      <a:picLocks noChangeAspect="1" noChangeArrowheads="1"/>
+                    </pic:cNvPicPr>
+                  </pic:nvPicPr>
+                  <pic:blipFill>
+                    <a:blip r:embed="rId21" cstate="print">
+                      <a:extLst>
+                        <a:ext uri="{28A0092B-C50C-407E-A947-70E740481C1C}">
+                          <a14:useLocalDpi xmlns:a14="http://schemas.microsoft.com/office/drawing/2010/main" val="0"/>
+                        </a:ext>
+                      </a:extLst>
+                    </a:blip>
+                    <a:srcRect/>
+                    <a:stretch>
+                      <a:fillRect/>
+                    </a:stretch>
+                  </pic:blipFill>
+                  <pic:spPr bwMode="auto">
+                    <a:xfrm>
+                      <a:off x="0" y="0"/>
+                      <a:ext cx="5943600" cy="2895600"/>
+                    </a:xfrm>
+                    <a:prstGeom prst="rect">
+                      <a:avLst/>
+                    </a:prstGeom>
+                    <a:noFill/>
+                    <a:ln>
+                      <a:noFill/>
+                    </a:ln>
+                  </pic:spPr>
+                </pic:pic>
+              </a:graphicData>
+            </a:graphic>
+          </wp:inline>
+        </w:drawing>
+      </w:r>
+    </w:p>
+    <w:p/>
+    <w:p/>
+    <w:p/>
+    <w:p/>
+    <w:p/>
+    <w:p/>
+    <w:p/>
+    <w:p/>
+    <w:p/>
+    <w:p/>
+    <w:p/>
+    <w:p/>
+    <w:p>
+      <w:r>
+        <w:t>SubQueries</w:t>
+      </w:r>
+    </w:p>
+    <w:p>
+      <w:r>
+        <w:t>1</w:t>
+      </w:r>
+    </w:p>
+    <w:p>
+      <w:r>
+        <w:rPr>
+          <w:noProof/>
+        </w:rPr>
+        <w:drawing>
+          <wp:inline distT="0" distB="0" distL="0" distR="0" wp14:anchorId="60E282EE" wp14:editId="523BE663">
+            <wp:extent cx="5933440" cy="4165600"/>
+            <wp:effectExtent l="0" t="0" r="0" b="6350"/>
+            <wp:docPr id="1321824769" name="Picture 1"/>
+            <wp:cNvGraphicFramePr>
+              <a:graphicFrameLocks xmlns:a="http://schemas.openxmlformats.org/drawingml/2006/main" noChangeAspect="1"/>
+            </wp:cNvGraphicFramePr>
+            <a:graphic xmlns:a="http://schemas.openxmlformats.org/drawingml/2006/main">
+              <a:graphicData uri="http://schemas.openxmlformats.org/drawingml/2006/picture">
+                <pic:pic xmlns:pic="http://schemas.openxmlformats.org/drawingml/2006/picture">
+                  <pic:nvPicPr>
+                    <pic:cNvPr id="0" name="Picture 1"/>
+                    <pic:cNvPicPr>
+                      <a:picLocks noChangeAspect="1" noChangeArrowheads="1"/>
+                    </pic:cNvPicPr>
+                  </pic:nvPicPr>
+                  <pic:blipFill>
+                    <a:blip r:embed="rId22">
+                      <a:extLst>
+                        <a:ext uri="{28A0092B-C50C-407E-A947-70E740481C1C}">
+                          <a14:useLocalDpi xmlns:a14="http://schemas.microsoft.com/office/drawing/2010/main" val="0"/>
+                        </a:ext>
+                      </a:extLst>
+                    </a:blip>
+                    <a:srcRect/>
+                    <a:stretch>
+                      <a:fillRect/>
+                    </a:stretch>
+                  </pic:blipFill>
+                  <pic:spPr bwMode="auto">
+                    <a:xfrm>
+                      <a:off x="0" y="0"/>
+                      <a:ext cx="5933440" cy="4165600"/>
+                    </a:xfrm>
+                    <a:prstGeom prst="rect">
+                      <a:avLst/>
+                    </a:prstGeom>
+                    <a:noFill/>
+                    <a:ln>
+                      <a:noFill/>
+                    </a:ln>
+                  </pic:spPr>
+                </pic:pic>
+              </a:graphicData>
+            </a:graphic>
+          </wp:inline>
+        </w:drawing>
+      </w:r>
+    </w:p>
+    <w:p>
+      <w:r>
+        <w:t>2</w:t>
+      </w:r>
+    </w:p>
+    <w:p>
+      <w:r>
+        <w:rPr>
+          <w:noProof/>
+        </w:rPr>
+        <w:lastRenderedPageBreak/>
+        <w:drawing>
+          <wp:inline distT="0" distB="0" distL="0" distR="0" wp14:anchorId="57CC7ED8" wp14:editId="1B30B969">
+            <wp:extent cx="5943600" cy="4159250"/>
+            <wp:effectExtent l="0" t="0" r="0" b="0"/>
+            <wp:docPr id="509211484" name="Picture 2"/>
+            <wp:cNvGraphicFramePr>
+              <a:graphicFrameLocks xmlns:a="http://schemas.openxmlformats.org/drawingml/2006/main" noChangeAspect="1"/>
+            </wp:cNvGraphicFramePr>
+            <a:graphic xmlns:a="http://schemas.openxmlformats.org/drawingml/2006/main">
+              <a:graphicData uri="http://schemas.openxmlformats.org/drawingml/2006/picture">
+                <pic:pic xmlns:pic="http://schemas.openxmlformats.org/drawingml/2006/picture">
+                  <pic:nvPicPr>
+                    <pic:cNvPr id="0" name="Picture 2"/>
+                    <pic:cNvPicPr>
+                      <a:picLocks noChangeAspect="1" noChangeArrowheads="1"/>
+                    </pic:cNvPicPr>
+                  </pic:nvPicPr>
+                  <pic:blipFill>
+                    <a:blip r:embed="rId23">
+                      <a:extLst>
+                        <a:ext uri="{28A0092B-C50C-407E-A947-70E740481C1C}">
+                          <a14:useLocalDpi xmlns:a14="http://schemas.microsoft.com/office/drawing/2010/main" val="0"/>
+                        </a:ext>
+                      </a:extLst>
+                    </a:blip>
+                    <a:srcRect/>
+                    <a:stretch>
+                      <a:fillRect/>
+                    </a:stretch>
+                  </pic:blipFill>
+                  <pic:spPr bwMode="auto">
+                    <a:xfrm>
+                      <a:off x="0" y="0"/>
+                      <a:ext cx="5943600" cy="4159250"/>
+                    </a:xfrm>
+                    <a:prstGeom prst="rect">
+                      <a:avLst/>
+                    </a:prstGeom>
+                    <a:noFill/>
+                    <a:ln>
+                      <a:noFill/>
+                    </a:ln>
+                  </pic:spPr>
+                </pic:pic>
+              </a:graphicData>
+            </a:graphic>
+          </wp:inline>
+        </w:drawing>
+      </w:r>
+    </w:p>
+    <w:p>
+      <w:r>
+        <w:lastRenderedPageBreak/>
+        <w:t>3</w:t>
+      </w:r>
+      <w:r>
+        <w:t xml:space="preserve"> </w:t>
+      </w:r>
+      <w:r>
+        <w:rPr>
+          <w:noProof/>
+        </w:rPr>
+        <w:drawing>
+          <wp:inline distT="0" distB="0" distL="0" distR="0" wp14:anchorId="5D859824" wp14:editId="7BF057D1">
+            <wp:extent cx="5943600" cy="4179570"/>
+            <wp:effectExtent l="0" t="0" r="0" b="0"/>
+            <wp:docPr id="460200094" name="Picture 3"/>
+            <wp:cNvGraphicFramePr>
+              <a:graphicFrameLocks xmlns:a="http://schemas.openxmlformats.org/drawingml/2006/main" noChangeAspect="1"/>
+            </wp:cNvGraphicFramePr>
+            <a:graphic xmlns:a="http://schemas.openxmlformats.org/drawingml/2006/main">
+              <a:graphicData uri="http://schemas.openxmlformats.org/drawingml/2006/picture">
+                <pic:pic xmlns:pic="http://schemas.openxmlformats.org/drawingml/2006/picture">
+                  <pic:nvPicPr>
+                    <pic:cNvPr id="0" name="Picture 4"/>
+                    <pic:cNvPicPr>
+                      <a:picLocks noChangeAspect="1" noChangeArrowheads="1"/>
+                    </pic:cNvPicPr>
+                  </pic:nvPicPr>
+                  <pic:blipFill>
+                    <a:blip r:embed="rId24">
+                      <a:extLst>
+                        <a:ext uri="{28A0092B-C50C-407E-A947-70E740481C1C}">
+                          <a14:useLocalDpi xmlns:a14="http://schemas.microsoft.com/office/drawing/2010/main" val="0"/>
+                        </a:ext>
+                      </a:extLst>
+                    </a:blip>
+                    <a:srcRect/>
+                    <a:stretch>
+                      <a:fillRect/>
+                    </a:stretch>
+                  </pic:blipFill>
+                  <pic:spPr bwMode="auto">
+                    <a:xfrm>
+                      <a:off x="0" y="0"/>
+                      <a:ext cx="5943600" cy="4179570"/>
+                    </a:xfrm>
+                    <a:prstGeom prst="rect">
+                      <a:avLst/>
+                    </a:prstGeom>
+                    <a:noFill/>
+                    <a:ln>
+                      <a:noFill/>
+                    </a:ln>
+                  </pic:spPr>
+                </pic:pic>
+              </a:graphicData>
+            </a:graphic>
+          </wp:inline>
+        </w:drawing>
+      </w:r>
+    </w:p>
+    <w:p>
+      <w:r>
+        <w:t>4</w:t>
+      </w:r>
+    </w:p>
+    <w:p>
+      <w:r>
+        <w:rPr>
+          <w:noProof/>
+        </w:rPr>
+        <w:lastRenderedPageBreak/>
+        <w:drawing>
+          <wp:inline distT="0" distB="0" distL="0" distR="0" wp14:anchorId="45EE1A89" wp14:editId="2B61985C">
+            <wp:extent cx="5943600" cy="4091305"/>
+            <wp:effectExtent l="0" t="0" r="0" b="4445"/>
+            <wp:docPr id="1763144947" name="Picture 6"/>
+            <wp:cNvGraphicFramePr>
+              <a:graphicFrameLocks xmlns:a="http://schemas.openxmlformats.org/drawingml/2006/main" noChangeAspect="1"/>
+            </wp:cNvGraphicFramePr>
+            <a:graphic xmlns:a="http://schemas.openxmlformats.org/drawingml/2006/main">
+              <a:graphicData uri="http://schemas.openxmlformats.org/drawingml/2006/picture">
+                <pic:pic xmlns:pic="http://schemas.openxmlformats.org/drawingml/2006/picture">
+                  <pic:nvPicPr>
+                    <pic:cNvPr id="0" name="Picture 10"/>
+                    <pic:cNvPicPr>
+                      <a:picLocks noChangeAspect="1" noChangeArrowheads="1"/>
+                    </pic:cNvPicPr>
+                  </pic:nvPicPr>
+                  <pic:blipFill>
+                    <a:blip r:embed="rId25">
+                      <a:extLst>
+                        <a:ext uri="{28A0092B-C50C-407E-A947-70E740481C1C}">
+                          <a14:useLocalDpi xmlns:a14="http://schemas.microsoft.com/office/drawing/2010/main" val="0"/>
+                        </a:ext>
+                      </a:extLst>
+                    </a:blip>
+                    <a:srcRect/>
+                    <a:stretch>
+                      <a:fillRect/>
+                    </a:stretch>
+                  </pic:blipFill>
+                  <pic:spPr bwMode="auto">
+                    <a:xfrm>
+                      <a:off x="0" y="0"/>
+                      <a:ext cx="5943600" cy="4091305"/>
+                    </a:xfrm>
+                    <a:prstGeom prst="rect">
+                      <a:avLst/>
+                    </a:prstGeom>
+                    <a:noFill/>
+                    <a:ln>
+                      <a:noFill/>
+                    </a:ln>
+                  </pic:spPr>
+                </pic:pic>
+              </a:graphicData>
+            </a:graphic>
+          </wp:inline>
+        </w:drawing>
+      </w:r>
+    </w:p>
+    <w:p>
+      <w:r>
+        <w:t>5</w:t>
+      </w:r>
+      <w:r>
+        <w:rPr>
+          <w:noProof/>
+        </w:rPr>
+        <w:drawing>
+          <wp:inline distT="0" distB="0" distL="0" distR="0" wp14:anchorId="01DB2B5C" wp14:editId="451CAB17">
+            <wp:extent cx="5943600" cy="2912745"/>
+            <wp:effectExtent l="0" t="0" r="0" b="1905"/>
+            <wp:docPr id="1586487368" name="Picture 7"/>
+            <wp:cNvGraphicFramePr>
+              <a:graphicFrameLocks xmlns:a="http://schemas.openxmlformats.org/drawingml/2006/main" noChangeAspect="1"/>
+            </wp:cNvGraphicFramePr>
+            <a:graphic xmlns:a="http://schemas.openxmlformats.org/drawingml/2006/main">
+              <a:graphicData uri="http://schemas.openxmlformats.org/drawingml/2006/picture">
+                <pic:pic xmlns:pic="http://schemas.openxmlformats.org/drawingml/2006/picture">
+                  <pic:nvPicPr>
+                    <pic:cNvPr id="0" name="Picture 12"/>
+                    <pic:cNvPicPr>
+                      <a:picLocks noChangeAspect="1" noChangeArrowheads="1"/>
+                    </pic:cNvPicPr>
+                  </pic:nvPicPr>
+                  <pic:blipFill>
+                    <a:blip r:embed="rId26" cstate="print">
+                      <a:extLst>
+                        <a:ext uri="{28A0092B-C50C-407E-A947-70E740481C1C}">
+                          <a14:useLocalDpi xmlns:a14="http://schemas.microsoft.com/office/drawing/2010/main" val="0"/>
+                        </a:ext>
+                      </a:extLst>
+                    </a:blip>
+                    <a:srcRect/>
+                    <a:stretch>
+                      <a:fillRect/>
+                    </a:stretch>
+                  </pic:blipFill>
+                  <pic:spPr bwMode="auto">
+                    <a:xfrm>
+                      <a:off x="0" y="0"/>
+                      <a:ext cx="5943600" cy="2912745"/>
+                    </a:xfrm>
+                    <a:prstGeom prst="rect">
+                      <a:avLst/>
+                    </a:prstGeom>
+                    <a:noFill/>
+                    <a:ln>
+                      <a:noFill/>
+                    </a:ln>
+                  </pic:spPr>
+                </pic:pic>
+              </a:graphicData>
+            </a:graphic>
+          </wp:inline>
+        </w:drawing>
+      </w:r>
+    </w:p>
+    <w:p/>
+    <w:p>
+      <w:r>
+        <w:lastRenderedPageBreak/>
+        <w:t>6</w:t>
+      </w:r>
+      <w:r>
+        <w:rPr>
+          <w:noProof/>
+        </w:rPr>
+        <w:drawing>
+          <wp:inline distT="0" distB="0" distL="0" distR="0" wp14:anchorId="4C32D8DE" wp14:editId="72EE9024">
+            <wp:extent cx="5943600" cy="2809240"/>
+            <wp:effectExtent l="0" t="0" r="0" b="0"/>
+            <wp:docPr id="161478827" name="Picture 8"/>
+            <wp:cNvGraphicFramePr>
+              <a:graphicFrameLocks xmlns:a="http://schemas.openxmlformats.org/drawingml/2006/main" noChangeAspect="1"/>
+            </wp:cNvGraphicFramePr>
+            <a:graphic xmlns:a="http://schemas.openxmlformats.org/drawingml/2006/main">
+              <a:graphicData uri="http://schemas.openxmlformats.org/drawingml/2006/picture">
+                <pic:pic xmlns:pic="http://schemas.openxmlformats.org/drawingml/2006/picture">
+                  <pic:nvPicPr>
+                    <pic:cNvPr id="0" name="Picture 14"/>
+                    <pic:cNvPicPr>
+                      <a:picLocks noChangeAspect="1" noChangeArrowheads="1"/>
+                    </pic:cNvPicPr>
+                  </pic:nvPicPr>
+                  <pic:blipFill>
+                    <a:blip r:embed="rId27" cstate="print">
+                      <a:extLst>
+                        <a:ext uri="{28A0092B-C50C-407E-A947-70E740481C1C}">
+                          <a14:useLocalDpi xmlns:a14="http://schemas.microsoft.com/office/drawing/2010/main" val="0"/>
+                        </a:ext>
+                      </a:extLst>
+                    </a:blip>
+                    <a:srcRect/>
+                    <a:stretch>
+                      <a:fillRect/>
+                    </a:stretch>
+                  </pic:blipFill>
+                  <pic:spPr bwMode="auto">
+                    <a:xfrm>
+                      <a:off x="0" y="0"/>
+                      <a:ext cx="5943600" cy="2809240"/>
+                    </a:xfrm>
+                    <a:prstGeom prst="rect">
+                      <a:avLst/>
+                    </a:prstGeom>
+                    <a:noFill/>
+                    <a:ln>
+                      <a:noFill/>
+                    </a:ln>
+                  </pic:spPr>
+                </pic:pic>
+              </a:graphicData>
+            </a:graphic>
+          </wp:inline>
+        </w:drawing>
+      </w:r>
+    </w:p>
+    <w:p>
+      <w:r>
+        <w:t>7</w:t>
+      </w:r>
+      <w:r>
+        <w:rPr>
+          <w:noProof/>
+        </w:rPr>
+        <w:drawing>
+          <wp:inline distT="0" distB="0" distL="0" distR="0" wp14:anchorId="604DBC5F" wp14:editId="7E328393">
+            <wp:extent cx="5943600" cy="2688590"/>
+            <wp:effectExtent l="0" t="0" r="0" b="0"/>
+            <wp:docPr id="618130891" name="Picture 9"/>
+            <wp:cNvGraphicFramePr>
+              <a:graphicFrameLocks xmlns:a="http://schemas.openxmlformats.org/drawingml/2006/main" noChangeAspect="1"/>
+            </wp:cNvGraphicFramePr>
+            <a:graphic xmlns:a="http://schemas.openxmlformats.org/drawingml/2006/main">
+              <a:graphicData uri="http://schemas.openxmlformats.org/drawingml/2006/picture">
+                <pic:pic xmlns:pic="http://schemas.openxmlformats.org/drawingml/2006/picture">
+                  <pic:nvPicPr>
+                    <pic:cNvPr id="0" name="Picture 16"/>
+                    <pic:cNvPicPr>
+                      <a:picLocks noChangeAspect="1" noChangeArrowheads="1"/>
+                    </pic:cNvPicPr>
+                  </pic:nvPicPr>
+                  <pic:blipFill>
+                    <a:blip r:embed="rId28" cstate="print">
+                      <a:extLst>
+                        <a:ext uri="{28A0092B-C50C-407E-A947-70E740481C1C}">
+                          <a14:useLocalDpi xmlns:a14="http://schemas.microsoft.com/office/drawing/2010/main" val="0"/>
+                        </a:ext>
+                      </a:extLst>
+                    </a:blip>
+                    <a:srcRect/>
+                    <a:stretch>
+                      <a:fillRect/>
+                    </a:stretch>
+                  </pic:blipFill>
+                  <pic:spPr bwMode="auto">
+                    <a:xfrm>
+                      <a:off x="0" y="0"/>
+                      <a:ext cx="5943600" cy="2688590"/>
+                    </a:xfrm>
+                    <a:prstGeom prst="rect">
+                      <a:avLst/>
+                    </a:prstGeom>
+                    <a:noFill/>
+                    <a:ln>
+                      <a:noFill/>
+                    </a:ln>
+                  </pic:spPr>
+                </pic:pic>
+              </a:graphicData>
+            </a:graphic>
+          </wp:inline>
+        </w:drawing>
+      </w:r>
+    </w:p>
+    <w:p>
+      <w:r>
+        <w:lastRenderedPageBreak/>
+        <w:t>8</w:t>
+      </w:r>
+      <w:r>
+        <w:rPr>
+          <w:noProof/>
+        </w:rPr>
+        <w:drawing>
+          <wp:inline distT="0" distB="0" distL="0" distR="0" wp14:anchorId="7B042BE3" wp14:editId="52ED8C77">
+            <wp:extent cx="5943600" cy="2885440"/>
+            <wp:effectExtent l="0" t="0" r="0" b="0"/>
+            <wp:docPr id="1302043193" name="Picture 10"/>
+            <wp:cNvGraphicFramePr>
+              <a:graphicFrameLocks xmlns:a="http://schemas.openxmlformats.org/drawingml/2006/main" noChangeAspect="1"/>
+            </wp:cNvGraphicFramePr>
+            <a:graphic xmlns:a="http://schemas.openxmlformats.org/drawingml/2006/main">
+              <a:graphicData uri="http://schemas.openxmlformats.org/drawingml/2006/picture">
+                <pic:pic xmlns:pic="http://schemas.openxmlformats.org/drawingml/2006/picture">
+                  <pic:nvPicPr>
+                    <pic:cNvPr id="0" name="Picture 18"/>
+                    <pic:cNvPicPr>
+                      <a:picLocks noChangeAspect="1" noChangeArrowheads="1"/>
+                    </pic:cNvPicPr>
+                  </pic:nvPicPr>
+                  <pic:blipFill>
+                    <a:blip r:embed="rId29" cstate="print">
+                      <a:extLst>
+                        <a:ext uri="{28A0092B-C50C-407E-A947-70E740481C1C}">
+                          <a14:useLocalDpi xmlns:a14="http://schemas.microsoft.com/office/drawing/2010/main" val="0"/>
+                        </a:ext>
+                      </a:extLst>
+                    </a:blip>
+                    <a:srcRect/>
+                    <a:stretch>
+                      <a:fillRect/>
+                    </a:stretch>
+                  </pic:blipFill>
+                  <pic:spPr bwMode="auto">
+                    <a:xfrm>
+                      <a:off x="0" y="0"/>
+                      <a:ext cx="5943600" cy="2885440"/>
+                    </a:xfrm>
+                    <a:prstGeom prst="rect">
+                      <a:avLst/>
+                    </a:prstGeom>
+                    <a:noFill/>
+                    <a:ln>
+                      <a:noFill/>
+                    </a:ln>
+                  </pic:spPr>
+                </pic:pic>
+              </a:graphicData>
+            </a:graphic>
+          </wp:inline>
+        </w:drawing>
+      </w:r>
+    </w:p>
+    <w:p>
+      <w:r>
+        <w:t>9</w:t>
+      </w:r>
+      <w:r>
+        <w:rPr>
+          <w:noProof/>
+        </w:rPr>
+        <w:drawing>
+          <wp:inline distT="0" distB="0" distL="0" distR="0" wp14:anchorId="19E0F4A3" wp14:editId="0F588B88">
+            <wp:extent cx="5943600" cy="2891155"/>
+            <wp:effectExtent l="0" t="0" r="0" b="4445"/>
+            <wp:docPr id="2040433841" name="Picture 11"/>
+            <wp:cNvGraphicFramePr>
+              <a:graphicFrameLocks xmlns:a="http://schemas.openxmlformats.org/drawingml/2006/main" noChangeAspect="1"/>
+            </wp:cNvGraphicFramePr>
+            <a:graphic xmlns:a="http://schemas.openxmlformats.org/drawingml/2006/main">
+              <a:graphicData uri="http://schemas.openxmlformats.org/drawingml/2006/picture">
+                <pic:pic xmlns:pic="http://schemas.openxmlformats.org/drawingml/2006/picture">
+                  <pic:nvPicPr>
+                    <pic:cNvPr id="0" name="Picture 20"/>
+                    <pic:cNvPicPr>
+                      <a:picLocks noChangeAspect="1" noChangeArrowheads="1"/>
+                    </pic:cNvPicPr>
+                  </pic:nvPicPr>
+                  <pic:blipFill>
+                    <a:blip r:embed="rId30" cstate="print">
+                      <a:extLst>
+                        <a:ext uri="{28A0092B-C50C-407E-A947-70E740481C1C}">
+                          <a14:useLocalDpi xmlns:a14="http://schemas.microsoft.com/office/drawing/2010/main" val="0"/>
+                        </a:ext>
+                      </a:extLst>
+                    </a:blip>
+                    <a:srcRect/>
+                    <a:stretch>
+                      <a:fillRect/>
+                    </a:stretch>
+                  </pic:blipFill>
+                  <pic:spPr bwMode="auto">
+                    <a:xfrm>
+                      <a:off x="0" y="0"/>
+                      <a:ext cx="5943600" cy="2891155"/>
+                    </a:xfrm>
+                    <a:prstGeom prst="rect">
+                      <a:avLst/>
+                    </a:prstGeom>
+                    <a:noFill/>
+                    <a:ln>
+                      <a:noFill/>
+                    </a:ln>
+                  </pic:spPr>
+                </pic:pic>
+              </a:graphicData>
+            </a:graphic>
+          </wp:inline>
+        </w:drawing>
+      </w:r>
+    </w:p>
+    <w:p>
+      <w:r>
+        <w:lastRenderedPageBreak/>
+        <w:t>10</w:t>
+      </w:r>
+      <w:r>
+        <w:rPr>
+          <w:noProof/>
+        </w:rPr>
+        <w:drawing>
+          <wp:inline distT="0" distB="0" distL="0" distR="0" wp14:anchorId="4457662E" wp14:editId="402966C6">
+            <wp:extent cx="5943600" cy="2912110"/>
+            <wp:effectExtent l="0" t="0" r="0" b="2540"/>
+            <wp:docPr id="1894055147" name="Picture 12"/>
+            <wp:cNvGraphicFramePr>
+              <a:graphicFrameLocks xmlns:a="http://schemas.openxmlformats.org/drawingml/2006/main" noChangeAspect="1"/>
+            </wp:cNvGraphicFramePr>
+            <a:graphic xmlns:a="http://schemas.openxmlformats.org/drawingml/2006/main">
+              <a:graphicData uri="http://schemas.openxmlformats.org/drawingml/2006/picture">
+                <pic:pic xmlns:pic="http://schemas.openxmlformats.org/drawingml/2006/picture">
+                  <pic:nvPicPr>
+                    <pic:cNvPr id="0" name="Picture 22"/>
+                    <pic:cNvPicPr>
+                      <a:picLocks noChangeAspect="1" noChangeArrowheads="1"/>
+                    </pic:cNvPicPr>
+                  </pic:nvPicPr>
+                  <pic:blipFill>
+                    <a:blip r:embed="rId31" cstate="print">
+                      <a:extLst>
+                        <a:ext uri="{28A0092B-C50C-407E-A947-70E740481C1C}">
+                          <a14:useLocalDpi xmlns:a14="http://schemas.microsoft.com/office/drawing/2010/main" val="0"/>
+                        </a:ext>
+                      </a:extLst>
+                    </a:blip>
+                    <a:srcRect/>
+                    <a:stretch>
+                      <a:fillRect/>
+                    </a:stretch>
+                  </pic:blipFill>
+                  <pic:spPr bwMode="auto">
+                    <a:xfrm>
+                      <a:off x="0" y="0"/>
+                      <a:ext cx="5943600" cy="2912110"/>
+                    </a:xfrm>
+                    <a:prstGeom prst="rect">
+                      <a:avLst/>
+                    </a:prstGeom>
+                    <a:noFill/>
+                    <a:ln>
+                      <a:noFill/>
+                    </a:ln>
+                  </pic:spPr>
+                </pic:pic>
+              </a:graphicData>
+            </a:graphic>
+          </wp:inline>
+        </w:drawing>
+      </w:r>
+    </w:p>
+    <w:p>
+      <w:r>
+        <w:t>11</w:t>
+      </w:r>
+      <w:r>
+        <w:rPr>
+          <w:noProof/>
+        </w:rPr>
+        <w:drawing>
+          <wp:inline distT="0" distB="0" distL="0" distR="0" wp14:anchorId="483B718C" wp14:editId="61E242CC">
+            <wp:extent cx="5943600" cy="2830195"/>
+            <wp:effectExtent l="0" t="0" r="0" b="8255"/>
+            <wp:docPr id="1949125681" name="Picture 13"/>
+            <wp:cNvGraphicFramePr>
+              <a:graphicFrameLocks xmlns:a="http://schemas.openxmlformats.org/drawingml/2006/main" noChangeAspect="1"/>
+            </wp:cNvGraphicFramePr>
+            <a:graphic xmlns:a="http://schemas.openxmlformats.org/drawingml/2006/main">
+              <a:graphicData uri="http://schemas.openxmlformats.org/drawingml/2006/picture">
+                <pic:pic xmlns:pic="http://schemas.openxmlformats.org/drawingml/2006/picture">
+                  <pic:nvPicPr>
+                    <pic:cNvPr id="0" name="Picture 24"/>
+                    <pic:cNvPicPr>
+                      <a:picLocks noChangeAspect="1" noChangeArrowheads="1"/>
+                    </pic:cNvPicPr>
+                  </pic:nvPicPr>
+                  <pic:blipFill>
+                    <a:blip r:embed="rId32" cstate="print">
+                      <a:extLst>
+                        <a:ext uri="{28A0092B-C50C-407E-A947-70E740481C1C}">
+                          <a14:useLocalDpi xmlns:a14="http://schemas.microsoft.com/office/drawing/2010/main" val="0"/>
+                        </a:ext>
+                      </a:extLst>
+                    </a:blip>
+                    <a:srcRect/>
+                    <a:stretch>
+                      <a:fillRect/>
+                    </a:stretch>
+                  </pic:blipFill>
+                  <pic:spPr bwMode="auto">
+                    <a:xfrm>
+                      <a:off x="0" y="0"/>
+                      <a:ext cx="5943600" cy="2830195"/>
+                    </a:xfrm>
+                    <a:prstGeom prst="rect">
+                      <a:avLst/>
+                    </a:prstGeom>
+                    <a:noFill/>
+                    <a:ln>
+                      <a:noFill/>
+                    </a:ln>
+                  </pic:spPr>
+                </pic:pic>
+              </a:graphicData>
+            </a:graphic>
+          </wp:inline>
+        </w:drawing>
+      </w:r>
+    </w:p>
+    <w:p/>
     <w:sectPr>
       <w:pgSz w:w="12240" w:h="15840"/>
       <w:pgMar w:top="1440" w:right="1440" w:bottom="1440" w:left="1440" w:header="720" w:footer="720" w:gutter="0"/>
